--- a/Capstone 2/GenAI_Retail_Sales_Chatbot_Documentation.docx
+++ b/Capstone 2/GenAI_Retail_Sales_Chatbot_Documentation.docx
@@ -153,7 +153,15 @@
     </w:p>
     <w:p>
       <w:r>
-        <w:t>This workflow illustrates the sequence of steps executed from user question submission to insight generation and report export.</w:t>
+        <w:t xml:space="preserve">This workflow illustrates the sequence of steps executed from user question submission to insight generation and </w:t>
+      </w:r>
+      <w:proofErr w:type="gramStart"/>
+      <w:r>
+        <w:t>report export</w:t>
+      </w:r>
+      <w:proofErr w:type="gramEnd"/>
+      <w:r>
+        <w:t>.</w:t>
       </w:r>
     </w:p>
     <w:p>
@@ -1054,7 +1062,15 @@
         <w:pStyle w:val="ListBullet"/>
       </w:pPr>
       <w:r>
-        <w:t>Executive-ready reporting</w:t>
+        <w:t>Executive-</w:t>
+      </w:r>
+      <w:proofErr w:type="gramStart"/>
+      <w:r>
+        <w:t>ready</w:t>
+      </w:r>
+      <w:proofErr w:type="gramEnd"/>
+      <w:r>
+        <w:t xml:space="preserve"> reporting</w:t>
       </w:r>
     </w:p>
     <w:p>
@@ -1117,6 +1133,25 @@
       <w:r>
         <w:t>The GenAI Retail Sales Analytics Chatbot is a complete end-to-end solution that combines data engineering, business intelligence, generative AI, and intuitive UI design. It enables retail stakeholders to interact with data conversationally and make faster, better decisions.</w:t>
       </w:r>
+    </w:p>
+    <w:p>
+      <w:pPr>
+        <w:pStyle w:val="Heading1"/>
+      </w:pPr>
+      <w:r>
+        <w:t>Interactive UI Working video</w:t>
+      </w:r>
+    </w:p>
+    <w:p/>
+    <w:p>
+      <w:hyperlink r:id="rId9" w:history="1">
+        <w:r>
+          <w:rPr>
+            <w:rStyle w:val="Hyperlink"/>
+          </w:rPr>
+          <w:t>https://drive.google.com/file/d/1KF1iHepB7BBkCHKjh2evFWFhchzkrfHW/view?usp=drive_link</w:t>
+        </w:r>
+      </w:hyperlink>
     </w:p>
     <w:sectPr>
       <w:pgSz w:w="12240" w:h="15840"/>
@@ -12714,6 +12749,29 @@
       </w:tcPr>
     </w:tblStylePr>
   </w:style>
+  <w:style w:type="character" w:styleId="Hyperlink">
+    <w:name w:val="Hyperlink"/>
+    <w:basedOn w:val="DefaultParagraphFont"/>
+    <w:uiPriority w:val="99"/>
+    <w:unhideWhenUsed/>
+    <w:rsid w:val="00991ABD"/>
+    <w:rPr>
+      <w:color w:val="0000FF" w:themeColor="hyperlink"/>
+      <w:u w:val="single"/>
+    </w:rPr>
+  </w:style>
+  <w:style w:type="character" w:styleId="UnresolvedMention">
+    <w:name w:val="Unresolved Mention"/>
+    <w:basedOn w:val="DefaultParagraphFont"/>
+    <w:uiPriority w:val="99"/>
+    <w:semiHidden/>
+    <w:unhideWhenUsed/>
+    <w:rsid w:val="00991ABD"/>
+    <w:rPr>
+      <w:color w:val="605E5C"/>
+      <w:shd w:val="clear" w:color="auto" w:fill="E1DFDD"/>
+    </w:rPr>
+  </w:style>
 </w:styles>
 </file>
 
@@ -13047,4 +13105,10 @@
     <ds:schemaRef ds:uri="http://schemas.openxmlformats.org/officeDocument/2006/bibliography"/>
   </ds:schemaRefs>
 </ds:datastoreItem>
+</file>
+
+<file path=docMetadata/LabelInfo.xml><?xml version="1.0" encoding="utf-8"?>
+<clbl:labelList xmlns:clbl="http://schemas.microsoft.com/office/2020/mipLabelMetadata">
+  <clbl:label id="{e760c494-6550-44b4-8258-77c175d778b7}" enabled="1" method="Privileged" siteId="{76a2ae5a-9f00-4f6b-95ed-5d33d77c4d61}" removed="0"/>
+</clbl:labelList>
 </file>